--- a/docs/Part11_Compliance_Capability_Statement.docx
+++ b/docs/Part11_Compliance_Capability_Statement.docx
@@ -16,7 +16,7 @@
           <w:sz w:val="34"/>
           <w:szCs w:val="34"/>
         </w:rPr>
-        <w:t xml:space="preserve">ProtocolAI</w:t>
+        <w:t xml:space="preserve">QuarkClinical</w:t>
       </w:r>
     </w:p>
     <w:p>
@@ -77,7 +77,7 @@
                 <w:sz w:val="16"/>
                 <w:szCs w:val="16"/>
               </w:rPr>
-              <w:t xml:space="preserve">Purpose: this document describes ProtocolAI's technical capabilities in support of the recipient organization's own 21 CFR Part 11 compliance program, for reference by the recipient's quality/validation function when assembling their system validation file.</w:t>
+              <w:t xml:space="preserve">Purpose: this document describes QuarkClinical's technical capabilities in support of the recipient organization's own 21 CFR Part 11 compliance program, for reference by the recipient's quality/validation function when assembling their system validation file.</w:t>
             </w:r>
           </w:p>
           <w:p>
@@ -228,7 +228,7 @@
                 <w:sz w:val="15"/>
                 <w:szCs w:val="15"/>
               </w:rPr>
-              <w:t xml:space="preserve">How ProtocolAI Supports It</w:t>
+              <w:t xml:space="preserve">How QuarkClinical Supports It</w:t>
             </w:r>
           </w:p>
         </w:tc>
@@ -1152,7 +1152,7 @@
           <w:sz w:val="14"/>
           <w:szCs w:val="14"/>
         </w:rPr>
-        <w:t xml:space="preserve">Prepared for the recipient's quality/validation file. Questions about a specific capability may be directed to the ProtocolAI team.</w:t>
+        <w:t xml:space="preserve">Prepared for the recipient's quality/validation file. Questions about a specific capability may be directed to the QuarkClinical team.</w:t>
       </w:r>
     </w:p>
     <w:sectPr>
@@ -1312,7 +1312,7 @@
         <w:sz w:val="14"/>
         <w:szCs w:val="14"/>
       </w:rPr>
-      <w:t xml:space="preserve">ProtocolAI — Part 11 Compliance Capability Statement</w:t>
+      <w:t xml:space="preserve">QuarkClinical — Part 11 Compliance Capability Statement</w:t>
     </w:r>
   </w:p>
 </w:hdr>
